--- a/10_DAILY_LOGS/0_7_Roadmap_Learning.docx
+++ b/10_DAILY_LOGS/0_7_Roadmap_Learning.docx
@@ -123,7 +123,7 @@
         <w:rPr>
           <w:b/>
           <w:bCs/>
-          <w:highlight w:val="yellow"/>
+          <w:highlight w:val="green"/>
         </w:rPr>
         <w:t>Practice (40 min)</w:t>
       </w:r>
